--- a/manuscript/submission/Cover_Letter_JMM.docx
+++ b/manuscript/submission/Cover_Letter_JMM.docx
@@ -45,7 +45,7 @@
       </w:pPr>
       <w:r>
         <w:rPr/>
-        <w:t>26 September 2026</w:t>
+        <w:t>27 September 2026</w:t>
       </w:r>
     </w:p>
     <w:p>
@@ -145,6 +145,15 @@
       <w:r>
         <w:rPr/>
         <w:t xml:space="preserve"> cage at the GFN2-xTB level and finds two binding regimes: 18 drugs physisorb and 12 chemisorb through B–O or B–N dative bonds, with the bonding of every complex checked explicitly. Docking into PARP1 uses a protocol validated by two redocking controls (RMSD 0.51 and 1.27 Å). Descriptor-based QSPR models are evaluated with nested cross-validation and Y-scrambling and are reported as non-predictive, a negative result that we consider informative for carrier screening.</w:t>
+      </w:r>
+    </w:p>
+    <w:p>
+      <w:pPr>
+        <w:jc w:val="both"/>
+      </w:pPr>
+      <w:r>
+        <w:rPr/>
+        <w:t>Related work. Supporting files of an earlier version of this study were deposited on Zenodo (https://doi.org/10.5281/zenodo.22700597); that version was superseded when the study was rebuilt from its raw inputs, and the results reported here replace it. A methods paper by the author, in preparation for the Journal of Chemical Information and Modeling, uses this study as one of four case studies of errors found and corrected during such rebuilds, and cites some of its summary numbers; the study is reported in full only in this manuscript.</w:t>
       </w:r>
     </w:p>
     <w:p>

--- a/manuscript/submission/Cover_Letter_JMM.docx
+++ b/manuscript/submission/Cover_Letter_JMM.docx
@@ -144,7 +144,7 @@
       </w:r>
       <w:r>
         <w:rPr/>
-        <w:t xml:space="preserve"> cage at the GFN2-xTB level and finds two binding regimes: 18 drugs physisorb and 12 chemisorb through B–O or B–N dative bonds, with the bonding of every complex checked explicitly. Docking into PARP1 uses a protocol validated by two redocking controls (RMSD 0.51 and 1.27 Å). Descriptor-based QSPR models are evaluated with nested cross-validation and Y-scrambling and are reported as non-predictive, a negative result that we consider informative for carrier screening.</w:t>
+        <w:t xml:space="preserve"> cage at the GFN2-xTB level and finds two binding regimes: 18 drugs physisorb and 12 chemisorb through B–O or B–N dative bonds, with the bonding of every complex checked explicitly. Docking into PARP1 uses a protocol validated by two redocking controls (RMSD 0.51 and 1.27 Å). Descriptor-based QSPR models are evaluated with nested cross-validation and Y-scrambling and are reported as non-predictive, a negative result that I consider informative for carrier screening.</w:t>
       </w:r>
     </w:p>
     <w:p>
